--- a/zaini_case_audit_output/outputs/word/documents/080_مذكرة جوابية على المدعي ـ 02-09-1447 (نسخة).docx
+++ b/zaini_case_audit_output/outputs/word/documents/080_مذكرة جوابية على المدعي ـ 02-09-1447 (نسخة).docx
@@ -53,6 +53,20 @@
         <w:t>[مخرج آلي / Script Output - سماوي]  [مخرج آلي يحتاج مراجعة بشرية - وردي]</w:t>
       </w:r>
     </w:p>
+    <w:p>
+      <w:pPr>
+        <w:jc w:val="right"/>
+        <w:bidi/>
+      </w:pPr>
+      <w:r>
+        <w:rPr>
+          <w:b w:val="0"/>
+          <w:i/>
+          <w:color w:val="C00000"/>
+        </w:rPr>
+        <w:t>[نص ممسوح OCR صُحِّح ترتيبه آلياً — قد يحتوي أخطاء طفيفة]</w:t>
+      </w:r>
+    </w:p>
     <w:p/>
     <w:p>
       <w:pPr>
@@ -64,7 +78,7 @@
           <w:b w:val="0"/>
           <w:i w:val="0"/>
         </w:rPr>
-        <w:t>مكتب المحامي</w:t>
+        <w:t>يماحملا بتكم</w:t>
       </w:r>
     </w:p>
     <w:p>
@@ -77,7 +91,7 @@
           <w:b w:val="0"/>
           <w:i w:val="0"/>
         </w:rPr>
-        <w:t>خالد سامي أبو راشد</w:t>
+        <w:t>دشار وبأ يماس دلاخ</w:t>
       </w:r>
     </w:p>
     <w:p>
@@ -90,7 +104,7 @@
           <w:b w:val="0"/>
           <w:i w:val="0"/>
         </w:rPr>
-        <w:t>للإستشارات القانونية والمحاماة ترخيص رقم ( ٢٣/١٤٠) وزارة الصدل الرقم الضريبي: ٣١٠٠٤١٤٩٩٤٠٠٠٠٣</w:t>
+        <w:t>٣١٠٠٤١٤٩٩٤٠٠٠٠٣ :يبيرضلا مقرلا لدصلا ةرازو (٢٣/١٤٠ ) مقر صيخرت ةاماحملاو ةينوناقلا تاراشتسإلل</w:t>
       </w:r>
     </w:p>
     <w:p>
@@ -194,7 +208,7 @@
           <w:b w:val="0"/>
           <w:i w:val="0"/>
         </w:rPr>
-        <w:t>الموافق</w:t>
+        <w:t>قفاوملا</w:t>
       </w:r>
     </w:p>
     <w:p>
@@ -272,7 +286,7 @@
           <w:b w:val="0"/>
           <w:i w:val="0"/>
         </w:rPr>
-        <w:t>رقم ( ٤٢٨٢٤٧١٧) المقامة ضد موكلي الملتمس / أسامة أحمد عباس زيني</w:t>
+        <w:t>ينيز سابع دمحأ ةماسأ / سمتلملا يلكوم دض ةماقملا (٤٢٨٢٤٧١٧ ) مقر</w:t>
       </w:r>
     </w:p>
     <w:p>
@@ -311,7 +325,7 @@
           <w:b w:val="0"/>
           <w:i w:val="0"/>
         </w:rPr>
-        <w:t>المرافعات الشرعية .</w:t>
+        <w:t>. ةيعرشلا تاعفارملا</w:t>
       </w:r>
     </w:p>
     <w:p>
@@ -337,7 +351,7 @@
           <w:b w:val="0"/>
           <w:i w:val="0"/>
         </w:rPr>
-        <w:t>. الفقرة ( ب ) هي الأوراق القاطعة في الدعوى التي كان قد تعذر على موكلي الملتمس إبرازها قبل الحكم</w:t>
+        <w:t>مكحلا لبق اهزاربإ سمتلملا يلكوم ىلع رذعت دق ناك يتلا ىوعدلا يف ةعطاقلا قاروألا يه ( ب ) ةرقفلا .</w:t>
       </w:r>
     </w:p>
     <w:p>
@@ -376,7 +390,7 @@
           <w:b w:val="0"/>
           <w:i w:val="0"/>
         </w:rPr>
-        <w:t>المملكة العربية السعودية - جدة - شارع صفية بنت عبد المطلب - هاتف: ٦٥٥٤٧٧٧ / ٦٥٥٠٢٠ - فاس: ٦٥٥٠٧٠ - ص ب ٤٠٥٩٨ جدة ٢١٥١١</w:t>
+        <w:t>٢١٥١١ ةدج ٤٠٥٩٨ ب ص - ٦٥٥٠٧٠ :ساف - ٦٥٥٠٢٠ / ٦٥٥٤٧٧٧ :فتاه - بلطملا دبع تنب ةيفص عراش - ةدج - ةيدوعسلا ةيبرعلا ةكلمملا</w:t>
       </w:r>
     </w:p>
     <w:p>
@@ -454,7 +468,7 @@
           <w:b w:val="0"/>
           <w:i w:val="0"/>
         </w:rPr>
-        <w:t>مكتب المحامي خالد سامي أبو راشد</w:t>
+        <w:t>دشار وبأ يماس دلاخ يماحملا بتكم</w:t>
       </w:r>
     </w:p>
     <w:p>
@@ -467,7 +481,7 @@
           <w:b w:val="0"/>
           <w:i w:val="0"/>
         </w:rPr>
-        <w:t>للإستشارات القانونية والمحاماة</w:t>
+        <w:t>ةاماحملاو ةينوناقلا تاراشتسإلل</w:t>
       </w:r>
     </w:p>
     <w:p>
@@ -532,7 +546,7 @@
           <w:b w:val="0"/>
           <w:i w:val="0"/>
         </w:rPr>
-        <w:t>مكتب المحامي</w:t>
+        <w:t>يماحملا بتكم</w:t>
       </w:r>
     </w:p>
     <w:p>
@@ -545,7 +559,7 @@
           <w:b w:val="0"/>
           <w:i w:val="0"/>
         </w:rPr>
-        <w:t>خالد سامي أبو راشد</w:t>
+        <w:t>دشار وبأ يماس دلاخ</w:t>
       </w:r>
     </w:p>
     <w:p>
@@ -558,7 +572,7 @@
           <w:b w:val="0"/>
           <w:i w:val="0"/>
         </w:rPr>
-        <w:t>للإستشارات القانونية والمحاماة</w:t>
+        <w:t>ةاماحملاو ةينوناقلا تاراشتسإلل</w:t>
       </w:r>
     </w:p>
     <w:p>
@@ -649,7 +663,7 @@
           <w:b w:val="0"/>
           <w:i w:val="0"/>
         </w:rPr>
-        <w:t>مكتب المحامي</w:t>
+        <w:t>يماحملا بتكم</w:t>
       </w:r>
     </w:p>
     <w:p>
@@ -662,7 +676,7 @@
           <w:b w:val="0"/>
           <w:i w:val="0"/>
         </w:rPr>
-        <w:t>خالد سامي أبو راشد</w:t>
+        <w:t>دشار وبأ يماس دلاخ</w:t>
       </w:r>
     </w:p>
     <w:p>
@@ -675,7 +689,7 @@
           <w:b w:val="0"/>
           <w:i w:val="0"/>
         </w:rPr>
-        <w:t>للإستشارات القانونية والمحاماة</w:t>
+        <w:t>ةاماحملاو ةينوناقلا تاراشتسإلل</w:t>
       </w:r>
     </w:p>
     <w:p>
@@ -792,7 +806,7 @@
           <w:b w:val="0"/>
           <w:i w:val="0"/>
         </w:rPr>
-        <w:t>مكتب المحامي</w:t>
+        <w:t>يماحملا بتكم</w:t>
       </w:r>
     </w:p>
     <w:p>
@@ -805,7 +819,7 @@
           <w:b w:val="0"/>
           <w:i w:val="0"/>
         </w:rPr>
-        <w:t>خالد سامي أبو راشد</w:t>
+        <w:t>دشار وبأ يماس دلاخ</w:t>
       </w:r>
     </w:p>
     <w:p>
@@ -818,7 +832,7 @@
           <w:b w:val="0"/>
           <w:i w:val="0"/>
         </w:rPr>
-        <w:t>للإستشارات القانونية والمحاماة</w:t>
+        <w:t>ةاماحملاو ةينوناقلا تاراشتسإلل</w:t>
       </w:r>
     </w:p>
     <w:p>
@@ -909,7 +923,7 @@
           <w:b w:val="0"/>
           <w:i w:val="0"/>
         </w:rPr>
-        <w:t>مكتب المحامي</w:t>
+        <w:t>يماحملا بتكم</w:t>
       </w:r>
     </w:p>
     <w:p>
@@ -922,7 +936,7 @@
           <w:b w:val="0"/>
           <w:i w:val="0"/>
         </w:rPr>
-        <w:t>خالد سامي أبو راشد</w:t>
+        <w:t>دشار وبأ يماس دلاخ</w:t>
       </w:r>
     </w:p>
     <w:p>
@@ -935,7 +949,7 @@
           <w:b w:val="0"/>
           <w:i w:val="0"/>
         </w:rPr>
-        <w:t>للإستشارات القانونية والمحاماة</w:t>
+        <w:t>ةاماحملاو ةينوناقلا تاراشتسإلل</w:t>
       </w:r>
     </w:p>
     <w:p>
@@ -1078,7 +1092,7 @@
           <w:b w:val="0"/>
           <w:i w:val="0"/>
         </w:rPr>
-        <w:t>وفق الله فضيلتكم لإحقاق الحق وسدد خطاكم</w:t>
+        <w:t>مكاطخ ددسو قحلا قاقحإل مكتليضف هللا قفو</w:t>
       </w:r>
     </w:p>
     <w:p>
@@ -1104,7 +1118,7 @@
           <w:b w:val="0"/>
           <w:i w:val="0"/>
         </w:rPr>
-        <w:t>المحامي</w:t>
+        <w:t>يماحملا</w:t>
       </w:r>
     </w:p>
     <w:p>
@@ -1117,7 +1131,7 @@
           <w:b w:val="0"/>
           <w:i w:val="0"/>
         </w:rPr>
-        <w:t>خالد سامي أبو راشد</w:t>
+        <w:t>دشار وبأ يماس دلاخ</w:t>
       </w:r>
     </w:p>
     <w:p>
@@ -1130,7 +1144,7 @@
           <w:b w:val="0"/>
           <w:i w:val="0"/>
         </w:rPr>
-        <w:t>رئيس لجنة المحامين بمنطقة مكة المكرمة</w:t>
+        <w:t>ةمركملا ةكم ةقطنمب نيماحملا ةنجل سيئر</w:t>
       </w:r>
     </w:p>
     <w:p>
@@ -1143,7 +1157,7 @@
           <w:b w:val="0"/>
           <w:i w:val="0"/>
         </w:rPr>
-        <w:t>عضو معهد المحكمين الدوليين بلندن - عضو مجلس إدارة جمعية كفى لمكافحة المخدرات) بمنطقة مكة المكرمة محكم معتمد لدى وزارة العدل السعودية - أستاذ متعاون بجامعة الملك عبد العزيز (سابقاً)</w:t>
+        <w:t>(ًاقباس) زيزعلا دبع كلملا ةعماجب نواعتم ذاتسأ - ةيدوعسلا لدعلا ةرازو ىدل دمتعم مكحم ةمركملا ةكم ةقطنمب (تاردخملا ةحفاكمل ىفك ةيعمج ةرادإ سلجم وضع - ندنلب نييلودلا نيمكحملا دهعم وضع</w:t>
       </w:r>
     </w:p>
     <w:sectPr>

--- a/zaini_case_audit_output/outputs/word/documents/080_مذكرة جوابية على المدعي ـ 02-09-1447 (نسخة).docx
+++ b/zaini_case_audit_output/outputs/word/documents/080_مذكرة جوابية على المدعي ـ 02-09-1447 (نسخة).docx
@@ -70,14 +70,13 @@
     <w:p/>
     <w:p>
       <w:pPr>
+        <w:pStyle w:val="Heading2"/>
         <w:jc w:val="right"/>
         <w:bidi/>
       </w:pPr>
       <w:r>
-        <w:rPr>
-          <w:b w:val="0"/>
-          <w:i w:val="0"/>
-        </w:rPr>
+        <w:t>[نص الضبط / الحكم — المتن الفعلي] ===</w:t>
+        <w:br/>
         <w:t>يماحملا بتكم</w:t>
       </w:r>
     </w:p>
@@ -408,27 +407,25 @@
     </w:p>
     <w:p>
       <w:pPr>
+        <w:pStyle w:val="Heading2"/>
         <w:jc w:val="right"/>
         <w:bidi/>
       </w:pPr>
       <w:r>
-        <w:rPr>
-          <w:b w:val="0"/>
-          <w:i w:val="0"/>
-        </w:rPr>
+        <w:t>[ترويسة / كليشة وزارة العدل — معلومات رسمية متكررة] ===</w:t>
+        <w:br/>
         <w:t>E-mail: info@aburashsd.org - www.cburashed.org</w:t>
       </w:r>
     </w:p>
     <w:p>
       <w:pPr>
+        <w:pStyle w:val="Heading2"/>
         <w:jc w:val="right"/>
         <w:bidi/>
       </w:pPr>
       <w:r>
-        <w:rPr>
-          <w:b w:val="0"/>
-          <w:i w:val="0"/>
-        </w:rPr>
+        <w:t>[نص الضبط / الحكم — المتن الفعلي] ===</w:t>
+        <w:br/>
         <w:t>Law office of</w:t>
       </w:r>
     </w:p>

--- a/zaini_case_audit_output/outputs/word/documents/080_مذكرة جوابية على المدعي ـ 02-09-1447 (نسخة).docx
+++ b/zaini_case_audit_output/outputs/word/documents/080_مذكرة جوابية على المدعي ـ 02-09-1447 (نسخة).docx
@@ -77,7 +77,7 @@
       <w:r>
         <w:t>[نص الضبط / الحكم — المتن الفعلي] ===</w:t>
         <w:br/>
-        <w:t>يماحملا بتكم</w:t>
+        <w:t>مكتب المحامي</w:t>
       </w:r>
     </w:p>
     <w:p>
@@ -381,27 +381,25 @@
     </w:p>
     <w:p>
       <w:pPr>
+        <w:pStyle w:val="Heading2"/>
         <w:jc w:val="right"/>
         <w:bidi/>
       </w:pPr>
       <w:r>
-        <w:rPr>
-          <w:b w:val="0"/>
-          <w:i w:val="0"/>
-        </w:rPr>
-        <w:t>٢١٥١١ ةدج ٤٠٥٩٨ ب ص - ٦٥٥٠٧٠ :ساف - ٦٥٥٠٢٠ / ٦٥٥٤٧٧٧ :فتاه - بلطملا دبع تنب ةيفص عراش - ةدج - ةيدوعسلا ةيبرعلا ةكلمملا</w:t>
+        <w:t>[ترويسة / كليشة وزارة العدل — معلومات رسمية متكررة] ===</w:t>
+        <w:br/>
+        <w:t>المملكة العربية السعودية - جدة - شارع صفية بنت عبد المطلب - هاتف: ٦٥٥٤٧٧٧ / ٦٥٥٠٢٠ - فاس: ٦٥٥٠٧٠ - ص ب ٤٠٥٩٨ جدة ٢١٥١١</w:t>
       </w:r>
     </w:p>
     <w:p>
       <w:pPr>
+        <w:pStyle w:val="Heading2"/>
         <w:jc w:val="right"/>
         <w:bidi/>
       </w:pPr>
       <w:r>
-        <w:rPr>
-          <w:b w:val="0"/>
-          <w:i w:val="0"/>
-        </w:rPr>
+        <w:t>[نص الضبط / الحكم — المتن الفعلي] ===</w:t>
+        <w:br/>
         <w:t>K.S.A- Jeddah, Safle Bint Abdulmutalib Street - Tel.: 6554777/6550303-Fax: 6660707-P.0.30x: 40598 Jeddah 21511</w:t>
       </w:r>
     </w:p>
@@ -543,7 +541,7 @@
           <w:b w:val="0"/>
           <w:i w:val="0"/>
         </w:rPr>
-        <w:t>يماحملا بتكم</w:t>
+        <w:t>مكتب المحامي</w:t>
       </w:r>
     </w:p>
     <w:p>
@@ -660,7 +658,7 @@
           <w:b w:val="0"/>
           <w:i w:val="0"/>
         </w:rPr>
-        <w:t>يماحملا بتكم</w:t>
+        <w:t>مكتب المحامي</w:t>
       </w:r>
     </w:p>
     <w:p>
@@ -803,7 +801,7 @@
           <w:b w:val="0"/>
           <w:i w:val="0"/>
         </w:rPr>
-        <w:t>يماحملا بتكم</w:t>
+        <w:t>مكتب المحامي</w:t>
       </w:r>
     </w:p>
     <w:p>
@@ -920,7 +918,7 @@
           <w:b w:val="0"/>
           <w:i w:val="0"/>
         </w:rPr>
-        <w:t>يماحملا بتكم</w:t>
+        <w:t>مكتب المحامي</w:t>
       </w:r>
     </w:p>
     <w:p>

--- a/zaini_case_audit_output/outputs/word/documents/080_مذكرة جوابية على المدعي ـ 02-09-1447 (نسخة).docx
+++ b/zaini_case_audit_output/outputs/word/documents/080_مذكرة جوابية على المدعي ـ 02-09-1447 (نسخة).docx
@@ -75,7 +75,7 @@
         <w:bidi/>
       </w:pPr>
       <w:r>
-        <w:t>[نص الضبط / الحكم — المتن الفعلي] ===</w:t>
+        <w:t>[المتن الفعلي: الوقائع / الأسباب / المنطوق] ===</w:t>
         <w:br/>
         <w:t>مكتب المحامي</w:t>
       </w:r>
@@ -386,7 +386,7 @@
         <w:bidi/>
       </w:pPr>
       <w:r>
-        <w:t>[ترويسة / كليشة وزارة العدل — معلومات رسمية متكررة] ===</w:t>
+        <w:t>[ترويسة / كليشة رسمية — معلومات متكررة] ===</w:t>
         <w:br/>
         <w:t>المملكة العربية السعودية - جدة - شارع صفية بنت عبد المطلب - هاتف: ٦٥٥٤٧٧٧ / ٦٥٥٠٢٠ - فاس: ٦٥٥٠٧٠ - ص ب ٤٠٥٩٨ جدة ٢١٥١١</w:t>
       </w:r>
@@ -398,7 +398,7 @@
         <w:bidi/>
       </w:pPr>
       <w:r>
-        <w:t>[نص الضبط / الحكم — المتن الفعلي] ===</w:t>
+        <w:t>[المتن الفعلي: الوقائع / الأسباب / المنطوق] ===</w:t>
         <w:br/>
         <w:t>K.S.A- Jeddah, Safle Bint Abdulmutalib Street - Tel.: 6554777/6550303-Fax: 6660707-P.0.30x: 40598 Jeddah 21511</w:t>
       </w:r>
@@ -410,7 +410,7 @@
         <w:bidi/>
       </w:pPr>
       <w:r>
-        <w:t>[ترويسة / كليشة وزارة العدل — معلومات رسمية متكررة] ===</w:t>
+        <w:t>[ترويسة / كليشة رسمية — معلومات متكررة] ===</w:t>
         <w:br/>
         <w:t>E-mail: info@aburashsd.org - www.cburashed.org</w:t>
       </w:r>
@@ -422,7 +422,7 @@
         <w:bidi/>
       </w:pPr>
       <w:r>
-        <w:t>[نص الضبط / الحكم — المتن الفعلي] ===</w:t>
+        <w:t>[المتن الفعلي: الوقائع / الأسباب / المنطوق] ===</w:t>
         <w:br/>
         <w:t>Law office of</w:t>
       </w:r>
@@ -1131,28 +1131,26 @@
     </w:p>
     <w:p>
       <w:pPr>
+        <w:pStyle w:val="Heading2"/>
         <w:jc w:val="right"/>
         <w:bidi/>
       </w:pPr>
       <w:r>
-        <w:rPr>
-          <w:b w:val="0"/>
-          <w:i w:val="0"/>
-        </w:rPr>
-        <w:t>ةمركملا ةكم ةقطنمب نيماحملا ةنجل سيئر</w:t>
+        <w:t>[المُرسَل إليه / المخاطَب والتحية] ===</w:t>
+        <w:br/>
+        <w:t>رئيس لجنة المحامين بمنطقة مكة المكرمة</w:t>
       </w:r>
     </w:p>
     <w:p>
       <w:pPr>
+        <w:pStyle w:val="Heading2"/>
         <w:jc w:val="right"/>
         <w:bidi/>
       </w:pPr>
       <w:r>
-        <w:rPr>
-          <w:b w:val="0"/>
-          <w:i w:val="0"/>
-        </w:rPr>
-        <w:t>(ًاقباس) زيزعلا دبع كلملا ةعماجب نواعتم ذاتسأ - ةيدوعسلا لدعلا ةرازو ىدل دمتعم مكحم ةمركملا ةكم ةقطنمب (تاردخملا ةحفاكمل ىفك ةيعمج ةرادإ سلجم وضع - ندنلب نييلودلا نيمكحملا دهعم وضع</w:t>
+        <w:t>[المتن الفعلي: الوقائع / الأسباب / المنطوق] ===</w:t>
+        <w:br/>
+        <w:t>عضو معهد المحكمين الدوليين بلندن - عضو مجلس إدارة جمعية كفى لمكافحة المخدرات) بمنطقة مكة المكرمة محكم معتمد لدى وزارة العدل السعودية - أستاذ متعاون بجامعة الملك عبد العزيز (سابقاً)</w:t>
       </w:r>
     </w:p>
     <w:sectPr>

--- a/zaini_case_audit_output/outputs/word/documents/080_مذكرة جوابية على المدعي ـ 02-09-1447 (نسخة).docx
+++ b/zaini_case_audit_output/outputs/word/documents/080_مذكرة جوابية على المدعي ـ 02-09-1447 (نسخة).docx
@@ -53,20 +53,6 @@
         <w:t>[مخرج آلي / Script Output - سماوي]  [مخرج آلي يحتاج مراجعة بشرية - وردي]</w:t>
       </w:r>
     </w:p>
-    <w:p>
-      <w:pPr>
-        <w:jc w:val="right"/>
-        <w:bidi/>
-      </w:pPr>
-      <w:r>
-        <w:rPr>
-          <w:b w:val="0"/>
-          <w:i/>
-          <w:color w:val="C00000"/>
-        </w:rPr>
-        <w:t>[نص ممسوح OCR صُحِّح ترتيبه آلياً — قد يحتوي أخطاء طفيفة]</w:t>
-      </w:r>
-    </w:p>
     <w:p/>
     <w:p>
       <w:pPr>
@@ -90,7 +76,7 @@
           <w:b w:val="0"/>
           <w:i w:val="0"/>
         </w:rPr>
-        <w:t>دشار وبأ يماس دلاخ</w:t>
+        <w:t>خالد سامي أبو راشد</w:t>
       </w:r>
     </w:p>
     <w:p>
@@ -103,7 +89,7 @@
           <w:b w:val="0"/>
           <w:i w:val="0"/>
         </w:rPr>
-        <w:t>٣١٠٠٤١٤٩٩٤٠٠٠٠٣ :يبيرضلا مقرلا لدصلا ةرازو (٢٣/١٤٠ ) مقر صيخرت ةاماحملاو ةينوناقلا تاراشتسإلل</w:t>
+        <w:t>للإستشارات القانونية والمحاماة ترخيص رقم ( ٢٣/١٤٠) وزارة الصدل الرقم الضريبي: ٣١٠٠٤١٤٩٩٤٠٠٠٠٣</w:t>
       </w:r>
     </w:p>
     <w:p>
@@ -207,7 +193,7 @@
           <w:b w:val="0"/>
           <w:i w:val="0"/>
         </w:rPr>
-        <w:t>قفاوملا</w:t>
+        <w:t>الموافق</w:t>
       </w:r>
     </w:p>
     <w:p>
@@ -285,7 +271,7 @@
           <w:b w:val="0"/>
           <w:i w:val="0"/>
         </w:rPr>
-        <w:t>ينيز سابع دمحأ ةماسأ / سمتلملا يلكوم دض ةماقملا (٤٢٨٢٤٧١٧ ) مقر</w:t>
+        <w:t>رقم ( ٤٢٨٢٤٧١٧) المقامة ضد موكلي الملتمس / أسامة أحمد عباس زيني</w:t>
       </w:r>
     </w:p>
     <w:p>
@@ -324,7 +310,7 @@
           <w:b w:val="0"/>
           <w:i w:val="0"/>
         </w:rPr>
-        <w:t>. ةيعرشلا تاعفارملا</w:t>
+        <w:t>المرافعات الشرعية .</w:t>
       </w:r>
     </w:p>
     <w:p>
@@ -350,7 +336,7 @@
           <w:b w:val="0"/>
           <w:i w:val="0"/>
         </w:rPr>
-        <w:t>مكحلا لبق اهزاربإ سمتلملا يلكوم ىلع رذعت دق ناك يتلا ىوعدلا يف ةعطاقلا قاروألا يه ( ب ) ةرقفلا .</w:t>
+        <w:t>. الفقرة ( ب ) هي الأوراق القاطعة في الدعوى التي كان قد تعذر على موكلي الملتمس إبرازها قبل الحكم</w:t>
       </w:r>
     </w:p>
     <w:p>
@@ -463,7 +449,7 @@
           <w:b w:val="0"/>
           <w:i w:val="0"/>
         </w:rPr>
-        <w:t>دشار وبأ يماس دلاخ يماحملا بتكم</w:t>
+        <w:t>مكتب المحامي خالد سامي أبو راشد</w:t>
       </w:r>
     </w:p>
     <w:p>
@@ -476,7 +462,7 @@
           <w:b w:val="0"/>
           <w:i w:val="0"/>
         </w:rPr>
-        <w:t>ةاماحملاو ةينوناقلا تاراشتسإلل</w:t>
+        <w:t>للإستشارات القانونية والمحاماة</w:t>
       </w:r>
     </w:p>
     <w:p>
@@ -554,7 +540,7 @@
           <w:b w:val="0"/>
           <w:i w:val="0"/>
         </w:rPr>
-        <w:t>دشار وبأ يماس دلاخ</w:t>
+        <w:t>خالد سامي أبو راشد</w:t>
       </w:r>
     </w:p>
     <w:p>
@@ -567,7 +553,7 @@
           <w:b w:val="0"/>
           <w:i w:val="0"/>
         </w:rPr>
-        <w:t>ةاماحملاو ةينوناقلا تاراشتسإلل</w:t>
+        <w:t>للإستشارات القانونية والمحاماة</w:t>
       </w:r>
     </w:p>
     <w:p>
@@ -671,7 +657,7 @@
           <w:b w:val="0"/>
           <w:i w:val="0"/>
         </w:rPr>
-        <w:t>دشار وبأ يماس دلاخ</w:t>
+        <w:t>خالد سامي أبو راشد</w:t>
       </w:r>
     </w:p>
     <w:p>
@@ -684,7 +670,7 @@
           <w:b w:val="0"/>
           <w:i w:val="0"/>
         </w:rPr>
-        <w:t>ةاماحملاو ةينوناقلا تاراشتسإلل</w:t>
+        <w:t>للإستشارات القانونية والمحاماة</w:t>
       </w:r>
     </w:p>
     <w:p>
@@ -814,7 +800,7 @@
           <w:b w:val="0"/>
           <w:i w:val="0"/>
         </w:rPr>
-        <w:t>دشار وبأ يماس دلاخ</w:t>
+        <w:t>خالد سامي أبو راشد</w:t>
       </w:r>
     </w:p>
     <w:p>
@@ -827,7 +813,7 @@
           <w:b w:val="0"/>
           <w:i w:val="0"/>
         </w:rPr>
-        <w:t>ةاماحملاو ةينوناقلا تاراشتسإلل</w:t>
+        <w:t>للإستشارات القانونية والمحاماة</w:t>
       </w:r>
     </w:p>
     <w:p>
@@ -931,7 +917,7 @@
           <w:b w:val="0"/>
           <w:i w:val="0"/>
         </w:rPr>
-        <w:t>دشار وبأ يماس دلاخ</w:t>
+        <w:t>خالد سامي أبو راشد</w:t>
       </w:r>
     </w:p>
     <w:p>
@@ -944,7 +930,7 @@
           <w:b w:val="0"/>
           <w:i w:val="0"/>
         </w:rPr>
-        <w:t>ةاماحملاو ةينوناقلا تاراشتسإلل</w:t>
+        <w:t>للإستشارات القانونية والمحاماة</w:t>
       </w:r>
     </w:p>
     <w:p>
@@ -1087,7 +1073,7 @@
           <w:b w:val="0"/>
           <w:i w:val="0"/>
         </w:rPr>
-        <w:t>مكاطخ ددسو قحلا قاقحإل مكتليضف هللا قفو</w:t>
+        <w:t>وفق الله فضيلتكم لإحقاق الحق وسدد خطاكم</w:t>
       </w:r>
     </w:p>
     <w:p>
@@ -1113,7 +1099,7 @@
           <w:b w:val="0"/>
           <w:i w:val="0"/>
         </w:rPr>
-        <w:t>يماحملا</w:t>
+        <w:t>المحامي</w:t>
       </w:r>
     </w:p>
     <w:p>
@@ -1126,7 +1112,7 @@
           <w:b w:val="0"/>
           <w:i w:val="0"/>
         </w:rPr>
-        <w:t>دشار وبأ يماس دلاخ</w:t>
+        <w:t>خالد سامي أبو راشد</w:t>
       </w:r>
     </w:p>
     <w:p>
